--- a/klagomål/A 50070-2025 FSC-klagomål.docx
+++ b/klagomål/A 50070-2025 FSC-klagomål.docx
@@ -880,7 +880,7 @@
     <w:r>
       <w:tab/>
       <w:tab/>
-      <w:t>2025-11-21</w:t>
+      <w:t>2025-11-22</w:t>
       <w:br/>
       <w:br/>
     </w:r>

--- a/klagomål/A 50070-2025 FSC-klagomål.docx
+++ b/klagomål/A 50070-2025 FSC-klagomål.docx
@@ -880,7 +880,7 @@
     <w:r>
       <w:tab/>
       <w:tab/>
-      <w:t>2025-11-22</w:t>
+      <w:t>2025-11-23</w:t>
       <w:br/>
       <w:br/>
     </w:r>

--- a/klagomål/A 50070-2025 FSC-klagomål.docx
+++ b/klagomål/A 50070-2025 FSC-klagomål.docx
@@ -880,7 +880,7 @@
     <w:r>
       <w:tab/>
       <w:tab/>
-      <w:t>2025-11-23</w:t>
+      <w:t>2025-11-24</w:t>
       <w:br/>
       <w:br/>
     </w:r>

--- a/klagomål/A 50070-2025 FSC-klagomål.docx
+++ b/klagomål/A 50070-2025 FSC-klagomål.docx
@@ -168,7 +168,7 @@
     </w:p>
     <w:p>
       <w:r>
-        <w:t>Detta dokument behandlar höga naturvärden i avverkningsanmälan A 50070-2025 i Älvdalens kommun. Denna avverkningsanmälan inkom 2025-10-13 11:01:34 och omfattar 2,6 ha.</w:t>
+        <w:t>Detta dokument behandlar höga naturvärden i avverkningsanmälan A 50070-2025 i Älvdalens kommun. Denna avverkningsanmälan inkom 2025-10-13 00:00:00 och omfattar 2,6 ha.</w:t>
       </w:r>
     </w:p>
     <w:p>
@@ -880,7 +880,7 @@
     <w:r>
       <w:tab/>
       <w:tab/>
-      <w:t>2025-11-24</w:t>
+      <w:t>2025-11-25</w:t>
       <w:br/>
       <w:br/>
     </w:r>

--- a/klagomål/A 50070-2025 FSC-klagomål.docx
+++ b/klagomål/A 50070-2025 FSC-klagomål.docx
@@ -880,7 +880,7 @@
     <w:r>
       <w:tab/>
       <w:tab/>
-      <w:t>2025-11-25</w:t>
+      <w:t>2025-11-26</w:t>
       <w:br/>
       <w:br/>
     </w:r>

--- a/klagomål/A 50070-2025 FSC-klagomål.docx
+++ b/klagomål/A 50070-2025 FSC-klagomål.docx
@@ -880,7 +880,7 @@
     <w:r>
       <w:tab/>
       <w:tab/>
-      <w:t>2025-11-26</w:t>
+      <w:t>2025-11-27</w:t>
       <w:br/>
       <w:br/>
     </w:r>

--- a/klagomål/A 50070-2025 FSC-klagomål.docx
+++ b/klagomål/A 50070-2025 FSC-klagomål.docx
@@ -880,7 +880,7 @@
     <w:r>
       <w:tab/>
       <w:tab/>
-      <w:t>2025-11-27</w:t>
+      <w:t>2025-11-28</w:t>
       <w:br/>
       <w:br/>
     </w:r>

--- a/klagomål/A 50070-2025 FSC-klagomål.docx
+++ b/klagomål/A 50070-2025 FSC-klagomål.docx
@@ -880,7 +880,7 @@
     <w:r>
       <w:tab/>
       <w:tab/>
-      <w:t>2025-11-28</w:t>
+      <w:t>2025-11-29</w:t>
       <w:br/>
       <w:br/>
     </w:r>

--- a/klagomål/A 50070-2025 FSC-klagomål.docx
+++ b/klagomål/A 50070-2025 FSC-klagomål.docx
@@ -880,7 +880,7 @@
     <w:r>
       <w:tab/>
       <w:tab/>
-      <w:t>2025-11-29</w:t>
+      <w:t>2025-11-30</w:t>
       <w:br/>
       <w:br/>
     </w:r>

--- a/klagomål/A 50070-2025 FSC-klagomål.docx
+++ b/klagomål/A 50070-2025 FSC-klagomål.docx
@@ -880,7 +880,7 @@
     <w:r>
       <w:tab/>
       <w:tab/>
-      <w:t>2025-11-30</w:t>
+      <w:t>2025-12-01</w:t>
       <w:br/>
       <w:br/>
     </w:r>

--- a/klagomål/A 50070-2025 FSC-klagomål.docx
+++ b/klagomål/A 50070-2025 FSC-klagomål.docx
@@ -880,7 +880,7 @@
     <w:r>
       <w:tab/>
       <w:tab/>
-      <w:t>2025-12-01</w:t>
+      <w:t>2025-12-02</w:t>
       <w:br/>
       <w:br/>
     </w:r>

--- a/klagomål/A 50070-2025 FSC-klagomål.docx
+++ b/klagomål/A 50070-2025 FSC-klagomål.docx
@@ -880,7 +880,7 @@
     <w:r>
       <w:tab/>
       <w:tab/>
-      <w:t>2025-12-02</w:t>
+      <w:t>2025-12-03</w:t>
       <w:br/>
       <w:br/>
     </w:r>

--- a/klagomål/A 50070-2025 FSC-klagomål.docx
+++ b/klagomål/A 50070-2025 FSC-klagomål.docx
@@ -880,7 +880,7 @@
     <w:r>
       <w:tab/>
       <w:tab/>
-      <w:t>2025-12-03</w:t>
+      <w:t>2025-12-04</w:t>
       <w:br/>
       <w:br/>
     </w:r>

--- a/klagomål/A 50070-2025 FSC-klagomål.docx
+++ b/klagomål/A 50070-2025 FSC-klagomål.docx
@@ -880,7 +880,7 @@
     <w:r>
       <w:tab/>
       <w:tab/>
-      <w:t>2025-12-04</w:t>
+      <w:t>2025-12-05</w:t>
       <w:br/>
       <w:br/>
     </w:r>

--- a/klagomål/A 50070-2025 FSC-klagomål.docx
+++ b/klagomål/A 50070-2025 FSC-klagomål.docx
@@ -880,7 +880,7 @@
     <w:r>
       <w:tab/>
       <w:tab/>
-      <w:t>2025-12-05</w:t>
+      <w:t>2025-12-06</w:t>
       <w:br/>
       <w:br/>
     </w:r>

--- a/klagomål/A 50070-2025 FSC-klagomål.docx
+++ b/klagomål/A 50070-2025 FSC-klagomål.docx
@@ -880,7 +880,7 @@
     <w:r>
       <w:tab/>
       <w:tab/>
-      <w:t>2025-12-06</w:t>
+      <w:t>2025-12-07</w:t>
       <w:br/>
       <w:br/>
     </w:r>

--- a/klagomål/A 50070-2025 FSC-klagomål.docx
+++ b/klagomål/A 50070-2025 FSC-klagomål.docx
@@ -880,7 +880,7 @@
     <w:r>
       <w:tab/>
       <w:tab/>
-      <w:t>2025-12-07</w:t>
+      <w:t>2025-12-08</w:t>
       <w:br/>
       <w:br/>
     </w:r>

--- a/klagomål/A 50070-2025 FSC-klagomål.docx
+++ b/klagomål/A 50070-2025 FSC-klagomål.docx
@@ -880,7 +880,7 @@
     <w:r>
       <w:tab/>
       <w:tab/>
-      <w:t>2025-12-08</w:t>
+      <w:t>2025-12-09</w:t>
       <w:br/>
       <w:br/>
     </w:r>

--- a/klagomål/A 50070-2025 FSC-klagomål.docx
+++ b/klagomål/A 50070-2025 FSC-klagomål.docx
@@ -880,7 +880,7 @@
     <w:r>
       <w:tab/>
       <w:tab/>
-      <w:t>2025-12-09</w:t>
+      <w:t>2025-12-10</w:t>
       <w:br/>
       <w:br/>
     </w:r>

--- a/klagomål/A 50070-2025 FSC-klagomål.docx
+++ b/klagomål/A 50070-2025 FSC-klagomål.docx
@@ -880,7 +880,7 @@
     <w:r>
       <w:tab/>
       <w:tab/>
-      <w:t>2025-12-10</w:t>
+      <w:t>2025-12-11</w:t>
       <w:br/>
       <w:br/>
     </w:r>

--- a/klagomål/A 50070-2025 FSC-klagomål.docx
+++ b/klagomål/A 50070-2025 FSC-klagomål.docx
@@ -880,7 +880,7 @@
     <w:r>
       <w:tab/>
       <w:tab/>
-      <w:t>2025-12-11</w:t>
+      <w:t>2025-12-12</w:t>
       <w:br/>
       <w:br/>
     </w:r>

--- a/klagomål/A 50070-2025 FSC-klagomål.docx
+++ b/klagomål/A 50070-2025 FSC-klagomål.docx
@@ -880,7 +880,7 @@
     <w:r>
       <w:tab/>
       <w:tab/>
-      <w:t>2025-12-12</w:t>
+      <w:t>2025-12-13</w:t>
       <w:br/>
       <w:br/>
     </w:r>

--- a/klagomål/A 50070-2025 FSC-klagomål.docx
+++ b/klagomål/A 50070-2025 FSC-klagomål.docx
@@ -880,7 +880,7 @@
     <w:r>
       <w:tab/>
       <w:tab/>
-      <w:t>2025-12-19</w:t>
+      <w:t>2025-12-20</w:t>
       <w:br/>
       <w:br/>
     </w:r>

--- a/klagomål/A 50070-2025 FSC-klagomål.docx
+++ b/klagomål/A 50070-2025 FSC-klagomål.docx
@@ -880,7 +880,7 @@
     <w:r>
       <w:tab/>
       <w:tab/>
-      <w:t>2025-12-20</w:t>
+      <w:t>2025-12-21</w:t>
       <w:br/>
       <w:br/>
     </w:r>

--- a/klagomål/A 50070-2025 FSC-klagomål.docx
+++ b/klagomål/A 50070-2025 FSC-klagomål.docx
@@ -880,7 +880,7 @@
     <w:r>
       <w:tab/>
       <w:tab/>
-      <w:t>2025-12-21</w:t>
+      <w:t>2025-12-22</w:t>
       <w:br/>
       <w:br/>
     </w:r>

--- a/klagomål/A 50070-2025 FSC-klagomål.docx
+++ b/klagomål/A 50070-2025 FSC-klagomål.docx
@@ -880,7 +880,7 @@
     <w:r>
       <w:tab/>
       <w:tab/>
-      <w:t>2025-12-22</w:t>
+      <w:t>2025-12-26</w:t>
       <w:br/>
       <w:br/>
     </w:r>

--- a/klagomål/A 50070-2025 FSC-klagomål.docx
+++ b/klagomål/A 50070-2025 FSC-klagomål.docx
@@ -880,7 +880,7 @@
     <w:r>
       <w:tab/>
       <w:tab/>
-      <w:t>2026-01-03</w:t>
+      <w:t>2026-01-04</w:t>
       <w:br/>
       <w:br/>
     </w:r>

--- a/klagomål/A 50070-2025 FSC-klagomål.docx
+++ b/klagomål/A 50070-2025 FSC-klagomål.docx
@@ -880,7 +880,7 @@
     <w:r>
       <w:tab/>
       <w:tab/>
-      <w:t>2026-01-07</w:t>
+      <w:t>2026-01-08</w:t>
       <w:br/>
       <w:br/>
     </w:r>

--- a/klagomål/A 50070-2025 FSC-klagomål.docx
+++ b/klagomål/A 50070-2025 FSC-klagomål.docx
@@ -880,7 +880,7 @@
     <w:r>
       <w:tab/>
       <w:tab/>
-      <w:t>2026-01-08</w:t>
+      <w:t>2026-01-09</w:t>
       <w:br/>
       <w:br/>
     </w:r>

--- a/klagomål/A 50070-2025 FSC-klagomål.docx
+++ b/klagomål/A 50070-2025 FSC-klagomål.docx
@@ -880,7 +880,7 @@
     <w:r>
       <w:tab/>
       <w:tab/>
-      <w:t>2026-01-09</w:t>
+      <w:t>2026-01-10</w:t>
       <w:br/>
       <w:br/>
     </w:r>

--- a/klagomål/A 50070-2025 FSC-klagomål.docx
+++ b/klagomål/A 50070-2025 FSC-klagomål.docx
@@ -880,7 +880,7 @@
     <w:r>
       <w:tab/>
       <w:tab/>
-      <w:t>2026-01-10</w:t>
+      <w:t>2026-01-11</w:t>
       <w:br/>
       <w:br/>
     </w:r>

--- a/klagomål/A 50070-2025 FSC-klagomål.docx
+++ b/klagomål/A 50070-2025 FSC-klagomål.docx
@@ -880,7 +880,7 @@
     <w:r>
       <w:tab/>
       <w:tab/>
-      <w:t>2026-01-11</w:t>
+      <w:t>2026-01-12</w:t>
       <w:br/>
       <w:br/>
     </w:r>

--- a/klagomål/A 50070-2025 FSC-klagomål.docx
+++ b/klagomål/A 50070-2025 FSC-klagomål.docx
@@ -880,7 +880,7 @@
     <w:r>
       <w:tab/>
       <w:tab/>
-      <w:t>2026-01-12</w:t>
+      <w:t>2026-01-13</w:t>
       <w:br/>
       <w:br/>
     </w:r>

--- a/klagomål/A 50070-2025 FSC-klagomål.docx
+++ b/klagomål/A 50070-2025 FSC-klagomål.docx
@@ -880,7 +880,7 @@
     <w:r>
       <w:tab/>
       <w:tab/>
-      <w:t>2026-01-13</w:t>
+      <w:t>2026-01-14</w:t>
       <w:br/>
       <w:br/>
     </w:r>

--- a/klagomål/A 50070-2025 FSC-klagomål.docx
+++ b/klagomål/A 50070-2025 FSC-klagomål.docx
@@ -880,7 +880,7 @@
     <w:r>
       <w:tab/>
       <w:tab/>
-      <w:t>2026-01-14</w:t>
+      <w:t>2026-01-15</w:t>
       <w:br/>
       <w:br/>
     </w:r>

--- a/klagomål/A 50070-2025 FSC-klagomål.docx
+++ b/klagomål/A 50070-2025 FSC-klagomål.docx
@@ -880,7 +880,7 @@
     <w:r>
       <w:tab/>
       <w:tab/>
-      <w:t>2026-01-15</w:t>
+      <w:t>2026-01-16</w:t>
       <w:br/>
       <w:br/>
     </w:r>

--- a/klagomål/A 50070-2025 FSC-klagomål.docx
+++ b/klagomål/A 50070-2025 FSC-klagomål.docx
@@ -880,7 +880,7 @@
     <w:r>
       <w:tab/>
       <w:tab/>
-      <w:t>2026-01-16</w:t>
+      <w:t>2026-01-17</w:t>
       <w:br/>
       <w:br/>
     </w:r>

--- a/klagomål/A 50070-2025 FSC-klagomål.docx
+++ b/klagomål/A 50070-2025 FSC-klagomål.docx
@@ -880,7 +880,7 @@
     <w:r>
       <w:tab/>
       <w:tab/>
-      <w:t>2026-01-17</w:t>
+      <w:t>2026-01-18</w:t>
       <w:br/>
       <w:br/>
     </w:r>

--- a/klagomål/A 50070-2025 FSC-klagomål.docx
+++ b/klagomål/A 50070-2025 FSC-klagomål.docx
@@ -880,7 +880,7 @@
     <w:r>
       <w:tab/>
       <w:tab/>
-      <w:t>2026-01-18</w:t>
+      <w:t>2026-01-19</w:t>
       <w:br/>
       <w:br/>
     </w:r>

--- a/klagomål/A 50070-2025 FSC-klagomål.docx
+++ b/klagomål/A 50070-2025 FSC-klagomål.docx
@@ -880,7 +880,7 @@
     <w:r>
       <w:tab/>
       <w:tab/>
-      <w:t>2026-01-19</w:t>
+      <w:t>2026-01-20</w:t>
       <w:br/>
       <w:br/>
     </w:r>

--- a/klagomål/A 50070-2025 FSC-klagomål.docx
+++ b/klagomål/A 50070-2025 FSC-klagomål.docx
@@ -880,7 +880,7 @@
     <w:r>
       <w:tab/>
       <w:tab/>
-      <w:t>2026-01-20</w:t>
+      <w:t>2026-01-21</w:t>
       <w:br/>
       <w:br/>
     </w:r>

--- a/klagomål/A 50070-2025 FSC-klagomål.docx
+++ b/klagomål/A 50070-2025 FSC-klagomål.docx
@@ -880,7 +880,7 @@
     <w:r>
       <w:tab/>
       <w:tab/>
-      <w:t>2026-01-21</w:t>
+      <w:t>2026-01-23</w:t>
       <w:br/>
       <w:br/>
     </w:r>

--- a/klagomål/A 50070-2025 FSC-klagomål.docx
+++ b/klagomål/A 50070-2025 FSC-klagomål.docx
@@ -880,7 +880,7 @@
     <w:r>
       <w:tab/>
       <w:tab/>
-      <w:t>2026-01-23</w:t>
+      <w:t>2026-01-24</w:t>
       <w:br/>
       <w:br/>
     </w:r>

--- a/klagomål/A 50070-2025 FSC-klagomål.docx
+++ b/klagomål/A 50070-2025 FSC-klagomål.docx
@@ -880,7 +880,7 @@
     <w:r>
       <w:tab/>
       <w:tab/>
-      <w:t>2026-01-24</w:t>
+      <w:t>2026-01-25</w:t>
       <w:br/>
       <w:br/>
     </w:r>

--- a/klagomål/A 50070-2025 FSC-klagomål.docx
+++ b/klagomål/A 50070-2025 FSC-klagomål.docx
@@ -880,7 +880,7 @@
     <w:r>
       <w:tab/>
       <w:tab/>
-      <w:t>2026-01-25</w:t>
+      <w:t>2026-01-26</w:t>
       <w:br/>
       <w:br/>
     </w:r>

--- a/klagomål/A 50070-2025 FSC-klagomål.docx
+++ b/klagomål/A 50070-2025 FSC-klagomål.docx
@@ -880,7 +880,7 @@
     <w:r>
       <w:tab/>
       <w:tab/>
-      <w:t>2026-01-26</w:t>
+      <w:t>2026-01-27</w:t>
       <w:br/>
       <w:br/>
     </w:r>

--- a/klagomål/A 50070-2025 FSC-klagomål.docx
+++ b/klagomål/A 50070-2025 FSC-klagomål.docx
@@ -880,7 +880,7 @@
     <w:r>
       <w:tab/>
       <w:tab/>
-      <w:t>2026-01-27</w:t>
+      <w:t>2026-01-28</w:t>
       <w:br/>
       <w:br/>
     </w:r>

--- a/klagomål/A 50070-2025 FSC-klagomål.docx
+++ b/klagomål/A 50070-2025 FSC-klagomål.docx
@@ -112,7 +112,7 @@
         <w:pStyle w:val="ListBullet"/>
       </w:pPr>
       <w:r>
-        <w:t>Om ett ombud (tex Norra skog eller Mellanskog) avverkningsanmäler en skog med naturvärden motsvarande nyckelbiotops kvalité men markägaren inte är FSC certifierad, bör du skicka in ett FSC kontrollerat virke klagomål. Då ska klagomålet skickas till ombudsföretaget.</w:t>
+        <w:t>Om ett ombud (tex Norra skog eller Mellanskog) avverkningsanmäler en skog med naturvärden motsvarande nyckelbiotops kvalitet men markägaren inte är FSC certifierad, bör du skicka in ett FSC kontrollerat virke klagomål. Då ska klagomålet skickas till ombudsföretaget.</w:t>
       </w:r>
     </w:p>
     <w:p>
@@ -254,7 +254,25 @@
         <w:t>Garnlav (NT)</w:t>
       </w:r>
       <w:r>
-        <w:t xml:space="preserve"> är en utpräglad barrskogsart som ibland kan drapera träden i norrländska grannaturskogar med hög luftfuktighet. Den förekommer även i talldominerade bestånd där den, förutom i trädens grenverk, påträffas hängande över ojämnheter i tallbarken. Arten har minskat starkt i södra och mellersta Sverige och den minskar även i sitt nordliga utbredningsområde. Orsaken till tillbakagången beror främst på slutavverkningar av naturskogsartade skogar. Bestånd med riklig förekomst bör regelmässigt sparas. Garnlav är värdväxt för den mycket sällsynta och akut hotade fjärilen barrskogslavfly (CR) som hör hemma i boreala barrskogar med riklig förekomst av värdväxten. Tidigare kunde arten konstateras årligen på flera platser vid Dala-Floda i Dalarna innan lokalerna kalavverkades. Senaste fyndet i landet av barrskogslavfly är från år 2000 då den påträffades vid Högberget i Sollefteå kommun (SLU Artdatabanken, 2024).</w:t>
+        <w:t xml:space="preserve"> är en utpräglad barrskogsart som ibland kan drapera träden i norrländska grannaturskogar med hög luftfuktighet. Den förekommer även i talldominerade bestånd där den, förutom i trädens grenverk, påträffas hängande över ojämnheter i tallbarken. Arten har minskat starkt i södra och mellersta Sverige och den minskar även i sitt nordliga utbredningsområde. Orsaken till tillbakagången beror främst på slutavverkningar av naturskogsartade skogar. Bestånd med riklig förekomst bör regelmässigt sparas. Garnlav är värdväxt för den mycket sällsynta och akut hotade fjärilen barrskogslavfly (CR) som hör hemma i boreala barrskogar med riklig förekomst av värdväxten. Tidigare kunde arten konstateras årligen på flera platser vid Dala-Floda i Dalarna innan lokalerna kalavverkades. Senaste fyndet i landet av barrskogslavfly är från år 2000 då den påträffades vid Högberget i Sollefteå kommun. Garnlav är typisk art för </w:t>
+      </w:r>
+      <w:r>
+        <w:rPr>
+          <w:i/>
+        </w:rPr>
+        <w:t xml:space="preserve">9010 Taiga </w:t>
+      </w:r>
+      <w:r>
+        <w:t>och</w:t>
+      </w:r>
+      <w:r>
+        <w:rPr>
+          <w:i/>
+        </w:rPr>
+        <w:t xml:space="preserve"> 9070 Trädklädd betesmark </w:t>
+      </w:r>
+      <w:r>
+        <w:t xml:space="preserve"> (SLU Artdatabanken, 2024).</w:t>
       </w:r>
     </w:p>
     <w:p>
@@ -265,7 +283,16 @@
         <w:t>Kolflarnlav (NT)</w:t>
       </w:r>
       <w:r>
-        <w:t xml:space="preserve"> är brandberoende och växer nästan uteslutande på kolad hård kärnved av tall. Etableringen verkar ske först 100–300 år efter brand och nytt substrat nybildas i mycket begränsad omfattning. Avverkning av tallskog av naturskogskaraktär med spår av återkommande bränder är ett hot och mängden lämplig ved att växa på för arten minskar dels på grund av naturlig nedbrytning men framförallt på grund av att det förstörs i samband med slutavverkningar, gallringar och markberedning. Såväl kolflarnlav som mörk kolflarnlav har glänsande bålfjäll och förekommer främst i tall- och blandbarrskogar av naturskogskaraktär med spår av återkommande bränder. Skogar som dessa hyser höga biologiska värden och bör skyddas (SLU Artdatabanken, 2024).</w:t>
+        <w:t xml:space="preserve"> är brandberoende och växer nästan uteslutande på kolad hård kärnved av tall. Etableringen verkar ske först 100–300 år efter brand och nytt substrat nybildas i mycket begränsad omfattning. Avverkning av tallskog av naturskogskaraktär med spår av återkommande bränder är ett hot och mängden lämplig ved att växa på för arten minskar dels på grund av naturlig nedbrytning men framförallt på grund av att det förstörs i samband med slutavverkningar, gallringar och markberedning. Såväl kolflarnlav som mörk kolflarnlav har glänsande bålfjäll och förekommer främst i tall- och blandbarrskogar av naturskogskaraktär med spår av återkommande bränder. Skogar som dessa hyser höga biologiska värden och bör skyddas. Kolflarnlav är typisk art för </w:t>
+      </w:r>
+      <w:r>
+        <w:rPr>
+          <w:i/>
+        </w:rPr>
+        <w:t>9010 Taiga</w:t>
+      </w:r>
+      <w:r>
+        <w:t xml:space="preserve"> (SLU Artdatabanken, 2024).</w:t>
       </w:r>
     </w:p>
     <w:p>
@@ -287,7 +314,25 @@
         <w:t xml:space="preserve">Tallticka (NT) </w:t>
       </w:r>
       <w:r>
-        <w:t>uppträder först på tallar som är 100–150 år gamla men är vanligast på träd som är runt 150–200 år eller äldre. I skogslandskapet är den främst knuten till tallnaturskogar och restbiotoper med biologiskt gamla träd och signalerar vanligtvis skyddsvärda tallbestånd med höga naturvärden (SLU Artdatabanken, 2023; Nitare &amp; Skogsstyrelsen, 2019).</w:t>
+        <w:t xml:space="preserve">uppträder först på tallar som är 100–150 år gamla men är vanligast på träd som är runt 150–200 år eller äldre. I skogslandskapet är den främst knuten till tallnaturskogar och restbiotoper med biologiskt gamla träd och signalerar vanligtvis skyddsvärda tallbestånd med höga naturvärden. Tallticka är typisk art för </w:t>
+      </w:r>
+      <w:r>
+        <w:rPr>
+          <w:i/>
+        </w:rPr>
+        <w:t xml:space="preserve">9010 Taiga </w:t>
+      </w:r>
+      <w:r>
+        <w:t xml:space="preserve">och </w:t>
+      </w:r>
+      <w:r>
+        <w:rPr>
+          <w:i/>
+        </w:rPr>
+        <w:t>9060 Åsbarrskog</w:t>
+      </w:r>
+      <w:r>
+        <w:t xml:space="preserve"> (SLU Artdatabanken, 2023; Nitare &amp; Skogsstyrelsen, 2019).</w:t>
       </w:r>
     </w:p>
     <w:p>
@@ -298,7 +343,16 @@
         <w:t>Vedskivlav (NT)</w:t>
       </w:r>
       <w:r>
-        <w:t xml:space="preserve"> växer på gammal, torr, exponerad, hård kärnved av framförallt tall i naturskogsartade bestånd. Avverkning av tallskog av naturskogskaraktär med spår av återkommande bränder är ett hot. Mängden lämplig ved att växa på för vedskivlav minskar, dels på grund av naturlig nedbrytning men framförallt på grund av att de förstörs i samband med slutavverkningar, gallringar och markberedning. Tall- och blandbarrskogar av naturskogskaraktär med spår av återkommande bränder bör skyddas (SLU Artdatabanken, 2024).</w:t>
+        <w:t xml:space="preserve"> växer på gammal, torr, exponerad, hård kärnved av framförallt tall i naturskogsartade bestånd. Avverkning av tallskog av naturskogskaraktär med spår av återkommande bränder är ett hot. Mängden lämplig ved att växa på för vedskivlav minskar, dels på grund av naturlig nedbrytning men framförallt på grund av att de förstörs i samband med slutavverkningar, gallringar och markberedning. Tall- och blandbarrskogar av naturskogskaraktär med spår av återkommande bränder bör skyddas. Vedskivlav är typisk art för </w:t>
+      </w:r>
+      <w:r>
+        <w:rPr>
+          <w:i/>
+        </w:rPr>
+        <w:t>9010 Taiga</w:t>
+      </w:r>
+      <w:r>
+        <w:t xml:space="preserve"> (SLU Artdatabanken, 2024).</w:t>
       </w:r>
     </w:p>
     <w:p>
@@ -336,7 +390,25 @@
         <w:t>Spillkråka (NT, §4)</w:t>
       </w:r>
       <w:r>
-        <w:t xml:space="preserve"> är rödlistad som nära hotad och ingår i bilaga 1 i EU:s fågeldirektiv. Den minskar i population på grund av minskad tillgång på lämpliga bo- och födoträd och minskad födotillgång. Spillkråkans minskningstakt har uppgått till 19 (24–10) % under de senaste 15 åren. Minskningstakten för den svenska populationen bedöms vara nära gränsvärdet för Sårbar (VU) (A2bc). Skogsbruk med korta omloppstider och täta, homogena ungskogar utgör det största hotet, (SLU Artdatabanken, 2023).</w:t>
+        <w:t xml:space="preserve"> är rödlistad som nära hotad och ingår i bilaga 1 i EU:s fågeldirektiv. Den minskar i population på grund av minskad tillgång på lämpliga bo- och födoträd och minskad födotillgång. Spillkråkans minskningstakt har uppgått till 19 (24–10) % under de senaste 15 åren. Minskningstakten för den svenska populationen bedöms vara nära gränsvärdet för Sårbar (VU) (A2bc). Skogsbruk med korta omloppstider och täta, homogena ungskogar utgör det största hotet. Spillkråka är typisk art för </w:t>
+      </w:r>
+      <w:r>
+        <w:rPr>
+          <w:i/>
+        </w:rPr>
+        <w:t xml:space="preserve">9010 Taiga </w:t>
+      </w:r>
+      <w:r>
+        <w:t>och</w:t>
+      </w:r>
+      <w:r>
+        <w:rPr>
+          <w:i/>
+        </w:rPr>
+        <w:t xml:space="preserve"> 9740 Skogsbevuxen myr </w:t>
+      </w:r>
+      <w:r>
+        <w:t>(SLU Artdatabanken, 2023).</w:t>
       </w:r>
     </w:p>
     <w:p>
@@ -347,7 +419,25 @@
         <w:t>Tjäder (§4)</w:t>
       </w:r>
       <w:r>
-        <w:t xml:space="preserve"> är en utpräglad skogsfågel knuten till större sammanhängande barrskogsområden. Tupparna och hönorna utnyttjar till viss del olika miljöer, och habitatvalet varierar dessutom mellan olika delar av året. För att det ska finnas livskraftiga tjäderbestånd krävs funktionella skogslandskap med en blandning av uppvuxen, gles och luckig skog, täta sumpskogar, myrar och andra små våtmarker. Arten försvinner när skogen fragmenteras och den sammanlagda arealen hyggen och andra öppna områden blir för stor. Ett småskaligt och försiktigt virkesuttag genom hyggesfria metoder kan i vissa fall vara möjligt i området inom 200 m från lekcentrum. Längre ut från lekcentrum, inom 200–500 m bör den avverkade ytan inte överskrida 1 hektar för att undvika alltför stora och snabba förändringar (Skogsstyrelsen, 2019).</w:t>
+        <w:t xml:space="preserve"> omfattas av bilaga 1 och 2 EU:s fågeldirektiv och är typisk art för </w:t>
+      </w:r>
+      <w:r>
+        <w:rPr>
+          <w:i/>
+        </w:rPr>
+        <w:t xml:space="preserve">9010 Taiga </w:t>
+      </w:r>
+      <w:r>
+        <w:t xml:space="preserve">och </w:t>
+      </w:r>
+      <w:r>
+        <w:rPr>
+          <w:i/>
+        </w:rPr>
+        <w:t>9740 Skogsbevuxen myr</w:t>
+      </w:r>
+      <w:r>
+        <w:t>. Tjädern är en utpräglad skogsfågel knuten till större sammanhängande barrskogsområden. Tupparna och hönorna utnyttjar till viss del olika miljöer, och habitatvalet varierar dessutom mellan olika delar av året. För att det ska finnas livskraftiga tjäderbestånd krävs funktionella skogslandskap med en blandning av uppvuxen, gles och luckig skog, täta sumpskogar, myrar och andra små våtmarker. Arten försvinner när skogen fragmenteras och den sammanlagda arealen hyggen och andra öppna områden blir för stor. Ett småskaligt och försiktigt virkesuttag genom hyggesfria metoder kan i vissa fall vara möjligt i området inom 200 m från lekcentrum. Längre ut från lekcentrum, inom 200–500 m bör den avverkade ytan inte överskrida 1 hektar för att undvika alltför stora och snabba förändringar (Skogsstyrelsen, 2019; SLU Artdatabanken, 2024).</w:t>
       </w:r>
     </w:p>
     <w:p>
@@ -682,12 +772,30 @@
     </w:p>
     <w:p>
       <w:r>
-        <w:t>Spillkråka (NT) är rödlistad som nära hotad, fridlyst enligt §4 Artskyddsförordningen och ingår i bilaga 1 i EU:s fågeldirektiv. Spillkråka lever i både barr- och blandskog liksom i ren lövskog. De tätaste populationerna tenderar att finnas i äldre, variationsrik blandskog med gott om död ved och gamla träd.</w:t>
+        <w:t xml:space="preserve">Spillkråka (NT) är rödlistad som nära hotad, fridlyst enligt §4 Artskyddsförordningen, typisk art för </w:t>
+      </w:r>
+      <w:r>
+        <w:rPr>
+          <w:i/>
+        </w:rPr>
+        <w:t xml:space="preserve">9010 Taiga </w:t>
+      </w:r>
+      <w:r>
+        <w:t>och</w:t>
+      </w:r>
+      <w:r>
+        <w:rPr>
+          <w:i/>
+        </w:rPr>
+        <w:t xml:space="preserve"> 9740 Skogsbevuxen myr</w:t>
+      </w:r>
+      <w:r>
+        <w:t xml:space="preserve"> och ingår i bilaga 1 i EU:s fågeldirektiv. Spillkråka lever i både barr- och blandskog liksom i ren lövskog. De tätaste populationerna tenderar att finnas i äldre, variationsrik blandskog med gott om död ved och gamla träd.</w:t>
       </w:r>
     </w:p>
     <w:p>
       <w:r>
-        <w:t>Varje par utnyttjar 400–1000 hektar skog beroende på skogens kvalitet. En minskning av populationen pågår på grund av minskad tillgång på lämpliga bo- och födoträd och minskad födotillgång. Spillkråkans minskningstakt har uppgått till 19 (24–10) % under de senaste 15 åren. Minskningstakten för den svenska populationen bedöms vara nära gränsvärdet för Sårbar (VU) (A2bc). Skogsbruk med korta omloppstider och täta, homogena ungskogar utgör det största hotet (Artdatabanken 2023).</w:t>
+        <w:t>Varje par utnyttjar 400–1000 hektar skog beroende på skogens kvalitet. En minskning av populationen pågår på grund av minskad tillgång på lämpliga bo- och födoträd och minskad födotillgång. Spillkråkans minskningstakt har uppgått till 19 (24–10) % under de senaste 15 åren. Minskningstakten för den svenska populationen bedöms vara nära gränsvärdet för Sårbar (VU) (A2bc). Skogsbruk med korta omloppstider och täta, homogena ungskogar utgör det största hotet (SLU Artdatabanken 2023).</w:t>
       </w:r>
     </w:p>
     <w:p>
@@ -722,7 +830,25 @@
     </w:p>
     <w:p>
       <w:r>
-        <w:t>Tjäder (§4) är en utpräglad skogsfågel knuten till större sammanhängande barrskogsområden. Tupparna och hönorna utnyttjar till viss del olika miljöer, och habitatvalet varierar dessutom mellan olika delar av året. För att det ska finnas livskraftiga tjäderbestånd krävs funktionella skogslandskap med en blandning av uppvuxen, gles och luckig skog, täta sumpskogar, myrar och andra små våtmarker (Skogsstyrelsen, 2019).</w:t>
+        <w:t xml:space="preserve">Tjäder (§4) omfattas av bilaga 1 och 2 EU:s fågeldirektiv och är typisk art för </w:t>
+      </w:r>
+      <w:r>
+        <w:rPr>
+          <w:i/>
+        </w:rPr>
+        <w:t xml:space="preserve">9010 Taiga </w:t>
+      </w:r>
+      <w:r>
+        <w:t xml:space="preserve">och </w:t>
+      </w:r>
+      <w:r>
+        <w:rPr>
+          <w:i/>
+        </w:rPr>
+        <w:t>9740 Skogsbevuxen myr</w:t>
+      </w:r>
+      <w:r>
+        <w:t>. Tjädern är en utpräglad skogsfågel knuten till större sammanhängande barrskogsområden. Tupparna och hönorna utnyttjar till viss del olika miljöer, och habitatvalet varierar dessutom mellan olika delar av året. För att det ska finnas livskraftiga tjäderbestånd krävs funktionella skogslandskap med en blandning av uppvuxen, gles och luckig skog, täta sumpskogar, myrar och andra små våtmarker (Skogsstyrelsen, 2019; SLU Artdatabanken 2024).</w:t>
       </w:r>
     </w:p>
     <w:p>
@@ -746,10 +872,21 @@
         <w:rPr>
           <w:i/>
         </w:rPr>
-        <w:t xml:space="preserve">Vägledning för hänsyn till fåglar – tjäder. </w:t>
-      </w:r>
-      <w:r>
-        <w:t>https://www.skogsstyrelsen.se/globalassets/lag-och-tillsyn/artskydd/vagledningar-for-hansyn-till-faglar/tjader-vagledning-hansyn2.pdf</w:t>
+        <w:t>Vägledning för hänsyn till fåglar – tjäder.</w:t>
+      </w:r>
+    </w:p>
+    <w:p>
+      <w:r>
+        <w:t xml:space="preserve">SLU Artdatabanken, 2024. </w:t>
+      </w:r>
+      <w:r>
+        <w:rPr>
+          <w:i/>
+        </w:rPr>
+        <w:t xml:space="preserve">Artfaktablad. Naturvård – artfakta. </w:t>
+      </w:r>
+      <w:r>
+        <w:t>SLU Artdatabanken, Uppsala</w:t>
       </w:r>
     </w:p>
     <w:sectPr>
@@ -880,7 +1017,7 @@
     <w:r>
       <w:tab/>
       <w:tab/>
-      <w:t>2026-01-28</w:t>
+      <w:t>2026-01-29</w:t>
       <w:br/>
       <w:br/>
     </w:r>

--- a/klagomål/A 50070-2025 FSC-klagomål.docx
+++ b/klagomål/A 50070-2025 FSC-klagomål.docx
@@ -1017,7 +1017,7 @@
     <w:r>
       <w:tab/>
       <w:tab/>
-      <w:t>2026-01-29</w:t>
+      <w:t>2026-01-30</w:t>
       <w:br/>
       <w:br/>
     </w:r>

--- a/klagomål/A 50070-2025 FSC-klagomål.docx
+++ b/klagomål/A 50070-2025 FSC-klagomål.docx
@@ -1017,7 +1017,7 @@
     <w:r>
       <w:tab/>
       <w:tab/>
-      <w:t>2026-01-30</w:t>
+      <w:t>2026-01-31</w:t>
       <w:br/>
       <w:br/>
     </w:r>

--- a/klagomål/A 50070-2025 FSC-klagomål.docx
+++ b/klagomål/A 50070-2025 FSC-klagomål.docx
@@ -1017,7 +1017,7 @@
     <w:r>
       <w:tab/>
       <w:tab/>
-      <w:t>2026-02-22</w:t>
+      <w:t>2026-02-23</w:t>
       <w:br/>
       <w:br/>
     </w:r>

--- a/klagomål/A 50070-2025 FSC-klagomål.docx
+++ b/klagomål/A 50070-2025 FSC-klagomål.docx
@@ -1017,7 +1017,7 @@
     <w:r>
       <w:tab/>
       <w:tab/>
-      <w:t>2026-02-23</w:t>
+      <w:t>2026-02-24</w:t>
       <w:br/>
       <w:br/>
     </w:r>

--- a/klagomål/A 50070-2025 FSC-klagomål.docx
+++ b/klagomål/A 50070-2025 FSC-klagomål.docx
@@ -1017,7 +1017,7 @@
     <w:r>
       <w:tab/>
       <w:tab/>
-      <w:t>2026-02-24</w:t>
+      <w:t>2026-02-25</w:t>
       <w:br/>
       <w:br/>
     </w:r>

--- a/klagomål/A 50070-2025 FSC-klagomål.docx
+++ b/klagomål/A 50070-2025 FSC-klagomål.docx
@@ -1017,7 +1017,7 @@
     <w:r>
       <w:tab/>
       <w:tab/>
-      <w:t>2026-02-25</w:t>
+      <w:t>2026-02-26</w:t>
       <w:br/>
       <w:br/>
     </w:r>

--- a/klagomål/A 50070-2025 FSC-klagomål.docx
+++ b/klagomål/A 50070-2025 FSC-klagomål.docx
@@ -1017,7 +1017,7 @@
     <w:r>
       <w:tab/>
       <w:tab/>
-      <w:t>2026-02-26</w:t>
+      <w:t>2026-02-28</w:t>
       <w:br/>
       <w:br/>
     </w:r>

--- a/klagomål/A 50070-2025 FSC-klagomål.docx
+++ b/klagomål/A 50070-2025 FSC-klagomål.docx
@@ -1017,7 +1017,7 @@
     <w:r>
       <w:tab/>
       <w:tab/>
-      <w:t>2026-02-28</w:t>
+      <w:t>2026-03-01</w:t>
       <w:br/>
       <w:br/>
     </w:r>

--- a/klagomål/A 50070-2025 FSC-klagomål.docx
+++ b/klagomål/A 50070-2025 FSC-klagomål.docx
@@ -1017,7 +1017,7 @@
     <w:r>
       <w:tab/>
       <w:tab/>
-      <w:t>2026-03-01</w:t>
+      <w:t>2026-03-02</w:t>
       <w:br/>
       <w:br/>
     </w:r>

--- a/klagomål/A 50070-2025 FSC-klagomål.docx
+++ b/klagomål/A 50070-2025 FSC-klagomål.docx
@@ -269,7 +269,7 @@
         <w:rPr>
           <w:i/>
         </w:rPr>
-        <w:t xml:space="preserve"> 9070 Trädklädd betesmark </w:t>
+        <w:t xml:space="preserve"> 9070 Trädklädd betesmark</w:t>
       </w:r>
       <w:r>
         <w:t xml:space="preserve"> (SLU Artdatabanken, 2024).</w:t>
@@ -448,7 +448,7 @@
         <w:t>Varglav (NT, §8)</w:t>
       </w:r>
       <w:r>
-        <w:t xml:space="preserve"> växer på gammal, torr, hård ved, främst på torrakor och högstubbar av tall i öppna lägen, främst på myrar och i myrkanter. Lämpliga torrakor nyskapas praktiskt taget inte alls. Arten är placerad högst upp i Skogsstyrelsens värdepyramid för bedömning av skog med höga naturvärden och är fridlyst enligt 8 § artskyddsförordningen. Tidigare fanns varglav även på ved i kulturlandskapet men den har nästan helt försvunnit från denna miljö (SLU Artdatabanken, 2024; Nitare &amp; Skogsstyrelsen, 2019).</w:t>
+        <w:t xml:space="preserve"> växer på gammal, torr, hård ved, främst på torrakor och högstubbar av tall i öppna lägen, främst på myrar och i myrkanter. Lämpliga torrakor nyskapas praktiskt taget inte alls. Arten är placerad högst upp i Skogsstyrelsens värdepyramid för bedömning av skog med höga naturvärden och är fridlyst enligt 8 § artskyddsförordningen. Tidigare fanns varglav även på ved i kulturlandskapet men den har nästan helt försvunnit från denna miljö. På lokaler med riklig förekomst av varglav kan man hitta den sällsynta lavparasiten varglavsknöl (VU), som är knuten till varglav (SLU Artdatabanken, 2024; Nitare &amp; Skogsstyrelsen, 2019).</w:t>
       </w:r>
     </w:p>
     <w:p>
@@ -1017,7 +1017,7 @@
     <w:r>
       <w:tab/>
       <w:tab/>
-      <w:t>2026-03-02</w:t>
+      <w:t>2026-03-03</w:t>
       <w:br/>
       <w:br/>
     </w:r>

--- a/klagomål/A 50070-2025 FSC-klagomål.docx
+++ b/klagomål/A 50070-2025 FSC-klagomål.docx
@@ -1017,7 +1017,7 @@
     <w:r>
       <w:tab/>
       <w:tab/>
-      <w:t>2026-03-03</w:t>
+      <w:t>2026-03-04</w:t>
       <w:br/>
       <w:br/>
     </w:r>

--- a/klagomål/A 50070-2025 FSC-klagomål.docx
+++ b/klagomål/A 50070-2025 FSC-klagomål.docx
@@ -1017,7 +1017,7 @@
     <w:r>
       <w:tab/>
       <w:tab/>
-      <w:t>2026-03-04</w:t>
+      <w:t>2026-03-05</w:t>
       <w:br/>
       <w:br/>
     </w:r>

--- a/klagomål/A 50070-2025 FSC-klagomål.docx
+++ b/klagomål/A 50070-2025 FSC-klagomål.docx
@@ -1017,7 +1017,7 @@
     <w:r>
       <w:tab/>
       <w:tab/>
-      <w:t>2026-03-05</w:t>
+      <w:t>2026-03-06</w:t>
       <w:br/>
       <w:br/>
     </w:r>

--- a/klagomål/A 50070-2025 FSC-klagomål.docx
+++ b/klagomål/A 50070-2025 FSC-klagomål.docx
@@ -1017,7 +1017,7 @@
     <w:r>
       <w:tab/>
       <w:tab/>
-      <w:t>2026-03-06</w:t>
+      <w:t>2026-03-07</w:t>
       <w:br/>
       <w:br/>
     </w:r>

--- a/klagomål/A 50070-2025 FSC-klagomål.docx
+++ b/klagomål/A 50070-2025 FSC-klagomål.docx
@@ -1017,7 +1017,7 @@
     <w:r>
       <w:tab/>
       <w:tab/>
-      <w:t>2026-03-07</w:t>
+      <w:t>2026-03-08</w:t>
       <w:br/>
       <w:br/>
     </w:r>

--- a/klagomål/A 50070-2025 FSC-klagomål.docx
+++ b/klagomål/A 50070-2025 FSC-klagomål.docx
@@ -1017,7 +1017,7 @@
     <w:r>
       <w:tab/>
       <w:tab/>
-      <w:t>2026-03-08</w:t>
+      <w:t>2026-03-09</w:t>
       <w:br/>
       <w:br/>
     </w:r>

--- a/klagomål/A 50070-2025 FSC-klagomål.docx
+++ b/klagomål/A 50070-2025 FSC-klagomål.docx
@@ -1017,7 +1017,7 @@
     <w:r>
       <w:tab/>
       <w:tab/>
-      <w:t>2026-03-09</w:t>
+      <w:t>2026-03-10</w:t>
       <w:br/>
       <w:br/>
     </w:r>

--- a/klagomål/A 50070-2025 FSC-klagomål.docx
+++ b/klagomål/A 50070-2025 FSC-klagomål.docx
@@ -390,7 +390,7 @@
         <w:t>Spillkråka (NT, §4)</w:t>
       </w:r>
       <w:r>
-        <w:t xml:space="preserve"> är rödlistad som nära hotad och ingår i bilaga 1 i EU:s fågeldirektiv. Den minskar i population på grund av minskad tillgång på lämpliga bo- och födoträd och minskad födotillgång. Spillkråkans minskningstakt har uppgått till 19 (24–10) % under de senaste 15 åren. Minskningstakten för den svenska populationen bedöms vara nära gränsvärdet för Sårbar (VU) (A2bc). Skogsbruk med korta omloppstider och täta, homogena ungskogar utgör det största hotet. Spillkråka är typisk art för </w:t>
+        <w:t xml:space="preserve"> är rödlistad som nära hotad och ingår i bilaga 1 i EU:s fågeldirektiv. Den minskar i population på grund av minskad tillgång på lämpliga bo- och födoträd och minskad födotillgång. Spillkråkans minskningstakt har uppgått till 19 (24–10) % under de senaste 15 åren och bedöms vara nära gränsvärdet för Sårbar (VU) (A2bc). Spillkråka är en nyckelart i skogliga miljöer vars övergivna bohål utnyttjas av flera andra hålhäckande fågelarter och fladdermöss. Den behöver grova träd, främst tall, asp och bok som boträd. Skogsbruk med korta omloppstider och täta, homogena ungskogar utgör det största hotet. Spillkråka är typisk art för </w:t>
       </w:r>
       <w:r>
         <w:rPr>
@@ -408,7 +408,7 @@
         <w:t xml:space="preserve"> 9740 Skogsbevuxen myr </w:t>
       </w:r>
       <w:r>
-        <w:t>(SLU Artdatabanken, 2023).</w:t>
+        <w:t>(SLU Artdatabanken, 2025; Skogsstyrelsen 2016).</w:t>
       </w:r>
     </w:p>
     <w:p>
@@ -790,7 +790,7 @@
         <w:t xml:space="preserve"> 9740 Skogsbevuxen myr</w:t>
       </w:r>
       <w:r>
-        <w:t xml:space="preserve"> och ingår i bilaga 1 i EU:s fågeldirektiv. Spillkråka lever i både barr- och blandskog liksom i ren lövskog. De tätaste populationerna tenderar att finnas i äldre, variationsrik blandskog med gott om död ved och gamla träd.</w:t>
+        <w:t xml:space="preserve"> och ingår i bilaga 1 i EU:s fågeldirektiv. Spillkråka lever i både barr- och blandskog liksom i ren lövskog. De tätaste populationerna tenderar att finnas i äldre, variationsrik blandskog med gott om död ved och gamla träd. Spillkråka är en nyckelart i skogliga miljöer vars övergivna bohål utnyttjas av flera andra hålhäckande fågelarter och fladdermöss (SLU Artdatabanken, 2023; Skogsstyrelsen 2016).</w:t>
       </w:r>
     </w:p>
     <w:p>
@@ -808,7 +808,21 @@
     </w:p>
     <w:p>
       <w:r>
-        <w:t xml:space="preserve">SLU Artdatabanken, 2021. </w:t>
+        <w:t xml:space="preserve">Skogsstyrelsen, 2016. </w:t>
+      </w:r>
+      <w:r>
+        <w:rPr>
+          <w:i/>
+        </w:rPr>
+        <w:t xml:space="preserve">Vägledning för hänsyn till spillkråka. </w:t>
+      </w:r>
+      <w:r>
+        <w:t>Vägledningar och kunskapsstöd artskydd – Skogsstyrelsen.</w:t>
+      </w:r>
+    </w:p>
+    <w:p>
+      <w:r>
+        <w:t xml:space="preserve">SLU Artdatabanken, 2023. </w:t>
       </w:r>
       <w:r>
         <w:rPr>
@@ -1017,7 +1031,7 @@
     <w:r>
       <w:tab/>
       <w:tab/>
-      <w:t>2026-03-10</w:t>
+      <w:t>2026-03-11</w:t>
       <w:br/>
       <w:br/>
     </w:r>

--- a/klagomål/A 50070-2025 FSC-klagomål.docx
+++ b/klagomål/A 50070-2025 FSC-klagomål.docx
@@ -1031,7 +1031,7 @@
     <w:r>
       <w:tab/>
       <w:tab/>
-      <w:t>2026-03-11</w:t>
+      <w:t>2026-03-12</w:t>
       <w:br/>
       <w:br/>
     </w:r>

--- a/klagomål/A 50070-2025 FSC-klagomål.docx
+++ b/klagomål/A 50070-2025 FSC-klagomål.docx
@@ -1031,7 +1031,7 @@
     <w:r>
       <w:tab/>
       <w:tab/>
-      <w:t>2026-03-12</w:t>
+      <w:t>2026-03-13</w:t>
       <w:br/>
       <w:br/>
     </w:r>

--- a/klagomål/A 50070-2025 FSC-klagomål.docx
+++ b/klagomål/A 50070-2025 FSC-klagomål.docx
@@ -1031,7 +1031,7 @@
     <w:r>
       <w:tab/>
       <w:tab/>
-      <w:t>2026-04-14</w:t>
+      <w:t>2026-04-15</w:t>
       <w:br/>
       <w:br/>
     </w:r>

--- a/klagomål/A 50070-2025 FSC-klagomål.docx
+++ b/klagomål/A 50070-2025 FSC-klagomål.docx
@@ -1031,7 +1031,7 @@
     <w:r>
       <w:tab/>
       <w:tab/>
-      <w:t>2026-04-15</w:t>
+      <w:t>2026-04-16</w:t>
       <w:br/>
       <w:br/>
     </w:r>

--- a/klagomål/A 50070-2025 FSC-klagomål.docx
+++ b/klagomål/A 50070-2025 FSC-klagomål.docx
@@ -1031,7 +1031,7 @@
     <w:r>
       <w:tab/>
       <w:tab/>
-      <w:t>2026-04-16</w:t>
+      <w:t>2026-04-17</w:t>
       <w:br/>
       <w:br/>
     </w:r>

--- a/klagomål/A 50070-2025 FSC-klagomål.docx
+++ b/klagomål/A 50070-2025 FSC-klagomål.docx
@@ -1031,7 +1031,7 @@
     <w:r>
       <w:tab/>
       <w:tab/>
-      <w:t>2026-04-17</w:t>
+      <w:t>2026-04-18</w:t>
       <w:br/>
       <w:br/>
     </w:r>

--- a/klagomål/A 50070-2025 FSC-klagomål.docx
+++ b/klagomål/A 50070-2025 FSC-klagomål.docx
@@ -1031,7 +1031,7 @@
     <w:r>
       <w:tab/>
       <w:tab/>
-      <w:t>2026-04-18</w:t>
+      <w:t>2026-04-19</w:t>
       <w:br/>
       <w:br/>
     </w:r>

--- a/klagomål/A 50070-2025 FSC-klagomål.docx
+++ b/klagomål/A 50070-2025 FSC-klagomål.docx
@@ -1031,7 +1031,7 @@
     <w:r>
       <w:tab/>
       <w:tab/>
-      <w:t>2026-04-19</w:t>
+      <w:t>2026-04-20</w:t>
       <w:br/>
       <w:br/>
     </w:r>

--- a/klagomål/A 50070-2025 FSC-klagomål.docx
+++ b/klagomål/A 50070-2025 FSC-klagomål.docx
@@ -1031,7 +1031,7 @@
     <w:r>
       <w:tab/>
       <w:tab/>
-      <w:t>2026-04-20</w:t>
+      <w:t>2026-04-21</w:t>
       <w:br/>
       <w:br/>
     </w:r>

--- a/klagomål/A 50070-2025 FSC-klagomål.docx
+++ b/klagomål/A 50070-2025 FSC-klagomål.docx
@@ -1031,7 +1031,7 @@
     <w:r>
       <w:tab/>
       <w:tab/>
-      <w:t>2026-04-21</w:t>
+      <w:t>2026-04-22</w:t>
       <w:br/>
       <w:br/>
     </w:r>

--- a/klagomål/A 50070-2025 FSC-klagomål.docx
+++ b/klagomål/A 50070-2025 FSC-klagomål.docx
@@ -1031,7 +1031,7 @@
     <w:r>
       <w:tab/>
       <w:tab/>
-      <w:t>2026-04-22</w:t>
+      <w:t>2026-04-23</w:t>
       <w:br/>
       <w:br/>
     </w:r>

--- a/klagomål/A 50070-2025 FSC-klagomål.docx
+++ b/klagomål/A 50070-2025 FSC-klagomål.docx
@@ -1031,7 +1031,7 @@
     <w:r>
       <w:tab/>
       <w:tab/>
-      <w:t>2026-04-23</w:t>
+      <w:t>2026-04-24</w:t>
       <w:br/>
       <w:br/>
     </w:r>

--- a/klagomål/A 50070-2025 FSC-klagomål.docx
+++ b/klagomål/A 50070-2025 FSC-klagomål.docx
@@ -1031,7 +1031,7 @@
     <w:r>
       <w:tab/>
       <w:tab/>
-      <w:t>2026-04-24</w:t>
+      <w:t>2026-04-25</w:t>
       <w:br/>
       <w:br/>
     </w:r>

--- a/klagomål/A 50070-2025 FSC-klagomål.docx
+++ b/klagomål/A 50070-2025 FSC-klagomål.docx
@@ -1031,7 +1031,7 @@
     <w:r>
       <w:tab/>
       <w:tab/>
-      <w:t>2026-04-25</w:t>
+      <w:t>2026-04-26</w:t>
       <w:br/>
       <w:br/>
     </w:r>

--- a/klagomål/A 50070-2025 FSC-klagomål.docx
+++ b/klagomål/A 50070-2025 FSC-klagomål.docx
@@ -1031,7 +1031,7 @@
     <w:r>
       <w:tab/>
       <w:tab/>
-      <w:t>2026-04-26</w:t>
+      <w:t>2026-04-27</w:t>
       <w:br/>
       <w:br/>
     </w:r>

--- a/klagomål/A 50070-2025 FSC-klagomål.docx
+++ b/klagomål/A 50070-2025 FSC-klagomål.docx
@@ -1031,7 +1031,7 @@
     <w:r>
       <w:tab/>
       <w:tab/>
-      <w:t>2026-04-27</w:t>
+      <w:t>2026-04-28</w:t>
       <w:br/>
       <w:br/>
     </w:r>

--- a/klagomål/A 50070-2025 FSC-klagomål.docx
+++ b/klagomål/A 50070-2025 FSC-klagomål.docx
@@ -1031,7 +1031,7 @@
     <w:r>
       <w:tab/>
       <w:tab/>
-      <w:t>2026-04-28</w:t>
+      <w:t>2026-04-29</w:t>
       <w:br/>
       <w:br/>
     </w:r>

--- a/klagomål/A 50070-2025 FSC-klagomål.docx
+++ b/klagomål/A 50070-2025 FSC-klagomål.docx
@@ -1031,7 +1031,7 @@
     <w:r>
       <w:tab/>
       <w:tab/>
-      <w:t>2026-04-29</w:t>
+      <w:t>2026-04-30</w:t>
       <w:br/>
       <w:br/>
     </w:r>

--- a/klagomål/A 50070-2025 FSC-klagomål.docx
+++ b/klagomål/A 50070-2025 FSC-klagomål.docx
@@ -1031,7 +1031,7 @@
     <w:r>
       <w:tab/>
       <w:tab/>
-      <w:t>2026-04-30</w:t>
+      <w:t>2026-05-01</w:t>
       <w:br/>
       <w:br/>
     </w:r>

--- a/klagomål/A 50070-2025 FSC-klagomål.docx
+++ b/klagomål/A 50070-2025 FSC-klagomål.docx
@@ -1031,7 +1031,7 @@
     <w:r>
       <w:tab/>
       <w:tab/>
-      <w:t>2026-05-01</w:t>
+      <w:t>2026-05-02</w:t>
       <w:br/>
       <w:br/>
     </w:r>

--- a/klagomål/A 50070-2025 FSC-klagomål.docx
+++ b/klagomål/A 50070-2025 FSC-klagomål.docx
@@ -1031,7 +1031,7 @@
     <w:r>
       <w:tab/>
       <w:tab/>
-      <w:t>2026-05-02</w:t>
+      <w:t>2026-05-03</w:t>
       <w:br/>
       <w:br/>
     </w:r>

--- a/klagomål/A 50070-2025 FSC-klagomål.docx
+++ b/klagomål/A 50070-2025 FSC-klagomål.docx
@@ -1031,7 +1031,7 @@
     <w:r>
       <w:tab/>
       <w:tab/>
-      <w:t>2026-05-03</w:t>
+      <w:t>2026-05-04</w:t>
       <w:br/>
       <w:br/>
     </w:r>

--- a/klagomål/A 50070-2025 FSC-klagomål.docx
+++ b/klagomål/A 50070-2025 FSC-klagomål.docx
@@ -1031,7 +1031,7 @@
     <w:r>
       <w:tab/>
       <w:tab/>
-      <w:t>2026-05-04</w:t>
+      <w:t>2026-05-05</w:t>
       <w:br/>
       <w:br/>
     </w:r>

--- a/klagomål/A 50070-2025 FSC-klagomål.docx
+++ b/klagomål/A 50070-2025 FSC-klagomål.docx
@@ -1031,7 +1031,7 @@
     <w:r>
       <w:tab/>
       <w:tab/>
-      <w:t>2026-05-05</w:t>
+      <w:t>2026-05-06</w:t>
       <w:br/>
       <w:br/>
     </w:r>

--- a/klagomål/A 50070-2025 FSC-klagomål.docx
+++ b/klagomål/A 50070-2025 FSC-klagomål.docx
@@ -1031,7 +1031,7 @@
     <w:r>
       <w:tab/>
       <w:tab/>
-      <w:t>2026-05-16</w:t>
+      <w:t>2026-05-17</w:t>
       <w:br/>
       <w:br/>
     </w:r>

--- a/klagomål/A 50070-2025 FSC-klagomål.docx
+++ b/klagomål/A 50070-2025 FSC-klagomål.docx
@@ -1031,7 +1031,7 @@
     <w:r>
       <w:tab/>
       <w:tab/>
-      <w:t>2026-05-17</w:t>
+      <w:t>2026-05-18</w:t>
       <w:br/>
       <w:br/>
     </w:r>

--- a/klagomål/A 50070-2025 FSC-klagomål.docx
+++ b/klagomål/A 50070-2025 FSC-klagomål.docx
@@ -1031,7 +1031,7 @@
     <w:r>
       <w:tab/>
       <w:tab/>
-      <w:t>2026-05-18</w:t>
+      <w:t>2026-05-19</w:t>
       <w:br/>
       <w:br/>
     </w:r>

--- a/klagomål/A 50070-2025 FSC-klagomål.docx
+++ b/klagomål/A 50070-2025 FSC-klagomål.docx
@@ -1031,7 +1031,7 @@
     <w:r>
       <w:tab/>
       <w:tab/>
-      <w:t>2026-05-19</w:t>
+      <w:t>2026-05-20</w:t>
       <w:br/>
       <w:br/>
     </w:r>

--- a/klagomål/A 50070-2025 FSC-klagomål.docx
+++ b/klagomål/A 50070-2025 FSC-klagomål.docx
@@ -1000,7 +1000,7 @@
     <w:r>
       <w:tab/>
       <w:tab/>
-      <w:t>2026-07-13</w:t>
+      <w:t>2026-07-14</w:t>
       <w:br/>
       <w:br/>
     </w:r>

--- a/klagomål/A 50070-2025 FSC-klagomål.docx
+++ b/klagomål/A 50070-2025 FSC-klagomål.docx
@@ -1000,7 +1000,7 @@
     <w:r>
       <w:tab/>
       <w:tab/>
-      <w:t>2026-07-14</w:t>
+      <w:t>2026-07-15</w:t>
       <w:br/>
       <w:br/>
     </w:r>

--- a/klagomål/A 50070-2025 FSC-klagomål.docx
+++ b/klagomål/A 50070-2025 FSC-klagomål.docx
@@ -1000,7 +1000,7 @@
     <w:r>
       <w:tab/>
       <w:tab/>
-      <w:t>2026-07-15</w:t>
+      <w:t>2026-07-16</w:t>
       <w:br/>
       <w:br/>
     </w:r>

--- a/klagomål/A 50070-2025 FSC-klagomål.docx
+++ b/klagomål/A 50070-2025 FSC-klagomål.docx
@@ -1000,7 +1000,7 @@
     <w:r>
       <w:tab/>
       <w:tab/>
-      <w:t>2026-07-16</w:t>
+      <w:t>2026-07-17</w:t>
       <w:br/>
       <w:br/>
     </w:r>

--- a/klagomål/A 50070-2025 FSC-klagomål.docx
+++ b/klagomål/A 50070-2025 FSC-klagomål.docx
@@ -1000,7 +1000,7 @@
     <w:r>
       <w:tab/>
       <w:tab/>
-      <w:t>2026-07-17</w:t>
+      <w:t>2026-07-18</w:t>
       <w:br/>
       <w:br/>
     </w:r>

--- a/klagomål/A 50070-2025 FSC-klagomål.docx
+++ b/klagomål/A 50070-2025 FSC-klagomål.docx
@@ -1000,7 +1000,7 @@
     <w:r>
       <w:tab/>
       <w:tab/>
-      <w:t>2026-07-18</w:t>
+      <w:t>2026-07-19</w:t>
       <w:br/>
       <w:br/>
     </w:r>

--- a/klagomål/A 50070-2025 FSC-klagomål.docx
+++ b/klagomål/A 50070-2025 FSC-klagomål.docx
@@ -1000,7 +1000,7 @@
     <w:r>
       <w:tab/>
       <w:tab/>
-      <w:t>2026-07-19</w:t>
+      <w:t>2026-07-20</w:t>
       <w:br/>
       <w:br/>
     </w:r>

--- a/klagomål/A 50070-2025 FSC-klagomål.docx
+++ b/klagomål/A 50070-2025 FSC-klagomål.docx
@@ -1000,7 +1000,7 @@
     <w:r>
       <w:tab/>
       <w:tab/>
-      <w:t>2026-07-20</w:t>
+      <w:t>2026-07-21</w:t>
       <w:br/>
       <w:br/>
     </w:r>

--- a/klagomål/A 50070-2025 FSC-klagomål.docx
+++ b/klagomål/A 50070-2025 FSC-klagomål.docx
@@ -1000,7 +1000,7 @@
     <w:r>
       <w:tab/>
       <w:tab/>
-      <w:t>2026-07-21</w:t>
+      <w:t>2026-07-22</w:t>
       <w:br/>
       <w:br/>
     </w:r>

--- a/klagomål/A 50070-2025 FSC-klagomål.docx
+++ b/klagomål/A 50070-2025 FSC-klagomål.docx
@@ -1000,7 +1000,7 @@
     <w:r>
       <w:tab/>
       <w:tab/>
-      <w:t>2026-07-22</w:t>
+      <w:t>2026-07-23</w:t>
       <w:br/>
       <w:br/>
     </w:r>

--- a/klagomål/A 50070-2025 FSC-klagomål.docx
+++ b/klagomål/A 50070-2025 FSC-klagomål.docx
@@ -1000,7 +1000,7 @@
     <w:r>
       <w:tab/>
       <w:tab/>
-      <w:t>2026-07-23</w:t>
+      <w:t>2026-07-24</w:t>
       <w:br/>
       <w:br/>
     </w:r>

--- a/klagomål/A 50070-2025 FSC-klagomål.docx
+++ b/klagomål/A 50070-2025 FSC-klagomål.docx
@@ -1000,7 +1000,7 @@
     <w:r>
       <w:tab/>
       <w:tab/>
-      <w:t>2026-07-24</w:t>
+      <w:t>2026-07-25</w:t>
       <w:br/>
       <w:br/>
     </w:r>

--- a/klagomål/A 50070-2025 FSC-klagomål.docx
+++ b/klagomål/A 50070-2025 FSC-klagomål.docx
@@ -1000,7 +1000,7 @@
     <w:r>
       <w:tab/>
       <w:tab/>
-      <w:t>2026-07-25</w:t>
+      <w:t>2026-07-26</w:t>
       <w:br/>
       <w:br/>
     </w:r>

--- a/klagomål/A 50070-2025 FSC-klagomål.docx
+++ b/klagomål/A 50070-2025 FSC-klagomål.docx
@@ -1000,7 +1000,7 @@
     <w:r>
       <w:tab/>
       <w:tab/>
-      <w:t>2026-07-26</w:t>
+      <w:t>2026-07-27</w:t>
       <w:br/>
       <w:br/>
     </w:r>

--- a/klagomål/A 50070-2025 FSC-klagomål.docx
+++ b/klagomål/A 50070-2025 FSC-klagomål.docx
@@ -1000,7 +1000,7 @@
     <w:r>
       <w:tab/>
       <w:tab/>
-      <w:t>2026-07-27</w:t>
+      <w:t>2026-07-28</w:t>
       <w:br/>
       <w:br/>
     </w:r>

--- a/klagomål/A 50070-2025 FSC-klagomål.docx
+++ b/klagomål/A 50070-2025 FSC-klagomål.docx
@@ -1000,7 +1000,7 @@
     <w:r>
       <w:tab/>
       <w:tab/>
-      <w:t>2026-07-28</w:t>
+      <w:t>2026-07-29</w:t>
       <w:br/>
       <w:br/>
     </w:r>

--- a/klagomål/A 50070-2025 FSC-klagomål.docx
+++ b/klagomål/A 50070-2025 FSC-klagomål.docx
@@ -1000,7 +1000,7 @@
     <w:r>
       <w:tab/>
       <w:tab/>
-      <w:t>2026-07-29</w:t>
+      <w:t>2026-07-30</w:t>
       <w:br/>
       <w:br/>
     </w:r>

--- a/klagomål/A 50070-2025 FSC-klagomål.docx
+++ b/klagomål/A 50070-2025 FSC-klagomål.docx
@@ -1000,7 +1000,7 @@
     <w:r>
       <w:tab/>
       <w:tab/>
-      <w:t>2026-07-30</w:t>
+      <w:t>2026-07-31</w:t>
       <w:br/>
       <w:br/>
     </w:r>

--- a/klagomål/A 50070-2025 FSC-klagomål.docx
+++ b/klagomål/A 50070-2025 FSC-klagomål.docx
@@ -1000,7 +1000,7 @@
     <w:r>
       <w:tab/>
       <w:tab/>
-      <w:t>2026-07-31</w:t>
+      <w:t>2026-08-01</w:t>
       <w:br/>
       <w:br/>
     </w:r>

--- a/klagomål/A 50070-2025 FSC-klagomål.docx
+++ b/klagomål/A 50070-2025 FSC-klagomål.docx
@@ -1000,7 +1000,7 @@
     <w:r>
       <w:tab/>
       <w:tab/>
-      <w:t>2026-08-01</w:t>
+      <w:t>2026-08-02</w:t>
       <w:br/>
       <w:br/>
     </w:r>

--- a/klagomål/A 50070-2025 FSC-klagomål.docx
+++ b/klagomål/A 50070-2025 FSC-klagomål.docx
@@ -1000,7 +1000,7 @@
     <w:r>
       <w:tab/>
       <w:tab/>
-      <w:t>2026-08-02</w:t>
+      <w:t>2026-08-03</w:t>
       <w:br/>
       <w:br/>
     </w:r>

--- a/klagomål/A 50070-2025 FSC-klagomål.docx
+++ b/klagomål/A 50070-2025 FSC-klagomål.docx
@@ -1000,7 +1000,7 @@
     <w:r>
       <w:tab/>
       <w:tab/>
-      <w:t>2026-08-03</w:t>
+      <w:t>2026-08-05</w:t>
       <w:br/>
       <w:br/>
     </w:r>

--- a/klagomål/A 50070-2025 FSC-klagomål.docx
+++ b/klagomål/A 50070-2025 FSC-klagomål.docx
@@ -1000,7 +1000,7 @@
     <w:r>
       <w:tab/>
       <w:tab/>
-      <w:t>2026-08-05</w:t>
+      <w:t>2026-08-07</w:t>
       <w:br/>
       <w:br/>
     </w:r>

--- a/klagomål/A 50070-2025 FSC-klagomål.docx
+++ b/klagomål/A 50070-2025 FSC-klagomål.docx
@@ -1000,7 +1000,7 @@
     <w:r>
       <w:tab/>
       <w:tab/>
-      <w:t>2026-08-07</w:t>
+      <w:t>2026-08-08</w:t>
       <w:br/>
       <w:br/>
     </w:r>

--- a/klagomål/A 50070-2025 FSC-klagomål.docx
+++ b/klagomål/A 50070-2025 FSC-klagomål.docx
@@ -216,7 +216,7 @@
         <w:spacing w:after="240"/>
       </w:pPr>
       <w:r>
-        <w:t>Figur 1. Fyndplatser för naturvårdsarter i avverkningsanmälan. Markörer utan svart kant är placerade på fyndplatsen. Markörer med svart kant är placerade vid sidan av fyndplatsen har ett svart streck som visar fyndplatsens exakta position. Kartans mittpunktskoordinat är N 6795506, E 429999 i SWEREF 99 TM.</w:t>
+        <w:t>Figur 1. Fyndplatser för naturvårdsarter i avverkningsanmälan. Markörer utan svart kant är placerade på fyndplatsen. Markörer med svart kant är placerade vid sidan av fyndplatsen och har ett svart streck som visar fyndplatsens exakta position. Kartans mittpunktskoordinat är N 6795506, E 429999 i SWEREF 99 TM.</w:t>
       </w:r>
     </w:p>
     <w:p>
@@ -1000,7 +1000,7 @@
     <w:r>
       <w:tab/>
       <w:tab/>
-      <w:t>2026-08-14</w:t>
+      <w:t>2026-08-15</w:t>
       <w:br/>
       <w:br/>
     </w:r>

--- a/klagomål/A 50070-2025 FSC-klagomål.docx
+++ b/klagomål/A 50070-2025 FSC-klagomål.docx
@@ -1000,7 +1000,7 @@
     <w:r>
       <w:tab/>
       <w:tab/>
-      <w:t>2026-08-15</w:t>
+      <w:t>2026-08-16</w:t>
       <w:br/>
       <w:br/>
     </w:r>

--- a/klagomål/A 50070-2025 FSC-klagomål.docx
+++ b/klagomål/A 50070-2025 FSC-klagomål.docx
@@ -1000,7 +1000,7 @@
     <w:r>
       <w:tab/>
       <w:tab/>
-      <w:t>2026-08-16</w:t>
+      <w:t>2026-08-17</w:t>
       <w:br/>
       <w:br/>
     </w:r>

--- a/klagomål/A 50070-2025 FSC-klagomål.docx
+++ b/klagomål/A 50070-2025 FSC-klagomål.docx
@@ -1000,7 +1000,7 @@
     <w:r>
       <w:tab/>
       <w:tab/>
-      <w:t>2026-08-17</w:t>
+      <w:t>2026-08-18</w:t>
       <w:br/>
       <w:br/>
     </w:r>

--- a/klagomål/A 50070-2025 FSC-klagomål.docx
+++ b/klagomål/A 50070-2025 FSC-klagomål.docx
@@ -1000,7 +1000,7 @@
     <w:r>
       <w:tab/>
       <w:tab/>
-      <w:t>2026-08-18</w:t>
+      <w:t>2026-08-19</w:t>
       <w:br/>
       <w:br/>
     </w:r>

--- a/klagomål/A 50070-2025 FSC-klagomål.docx
+++ b/klagomål/A 50070-2025 FSC-klagomål.docx
@@ -1000,7 +1000,7 @@
     <w:r>
       <w:tab/>
       <w:tab/>
-      <w:t>2026-08-19</w:t>
+      <w:t>2026-08-20</w:t>
       <w:br/>
       <w:br/>
     </w:r>

--- a/klagomål/A 50070-2025 FSC-klagomål.docx
+++ b/klagomål/A 50070-2025 FSC-klagomål.docx
@@ -1000,7 +1000,7 @@
     <w:r>
       <w:tab/>
       <w:tab/>
-      <w:t>2026-08-20</w:t>
+      <w:t>2026-08-21</w:t>
       <w:br/>
       <w:br/>
     </w:r>

--- a/klagomål/A 50070-2025 FSC-klagomål.docx
+++ b/klagomål/A 50070-2025 FSC-klagomål.docx
@@ -1000,7 +1000,7 @@
     <w:r>
       <w:tab/>
       <w:tab/>
-      <w:t>2026-08-21</w:t>
+      <w:t>2026-08-22</w:t>
       <w:br/>
       <w:br/>
     </w:r>

--- a/klagomål/A 50070-2025 FSC-klagomål.docx
+++ b/klagomål/A 50070-2025 FSC-klagomål.docx
@@ -1000,7 +1000,7 @@
     <w:r>
       <w:tab/>
       <w:tab/>
-      <w:t>2026-08-22</w:t>
+      <w:t>2026-08-23</w:t>
       <w:br/>
       <w:br/>
     </w:r>

--- a/klagomål/A 50070-2025 FSC-klagomål.docx
+++ b/klagomål/A 50070-2025 FSC-klagomål.docx
@@ -1000,7 +1000,7 @@
     <w:r>
       <w:tab/>
       <w:tab/>
-      <w:t>2026-08-23</w:t>
+      <w:t>2026-08-24</w:t>
       <w:br/>
       <w:br/>
     </w:r>

--- a/klagomål/A 50070-2025 FSC-klagomål.docx
+++ b/klagomål/A 50070-2025 FSC-klagomål.docx
@@ -1000,7 +1000,7 @@
     <w:r>
       <w:tab/>
       <w:tab/>
-      <w:t>2026-08-24</w:t>
+      <w:t>2026-08-25</w:t>
       <w:br/>
       <w:br/>
     </w:r>

--- a/klagomål/A 50070-2025 FSC-klagomål.docx
+++ b/klagomål/A 50070-2025 FSC-klagomål.docx
@@ -1000,7 +1000,7 @@
     <w:r>
       <w:tab/>
       <w:tab/>
-      <w:t>2026-08-25</w:t>
+      <w:t>2026-08-26</w:t>
       <w:br/>
       <w:br/>
     </w:r>

--- a/klagomål/A 50070-2025 FSC-klagomål.docx
+++ b/klagomål/A 50070-2025 FSC-klagomål.docx
@@ -1000,7 +1000,7 @@
     <w:r>
       <w:tab/>
       <w:tab/>
-      <w:t>2026-08-26</w:t>
+      <w:t>2026-08-27</w:t>
       <w:br/>
       <w:br/>
     </w:r>

--- a/klagomål/A 50070-2025 FSC-klagomål.docx
+++ b/klagomål/A 50070-2025 FSC-klagomål.docx
@@ -1000,7 +1000,7 @@
     <w:r>
       <w:tab/>
       <w:tab/>
-      <w:t>2026-08-27</w:t>
+      <w:t>2026-08-28</w:t>
       <w:br/>
       <w:br/>
     </w:r>

--- a/klagomål/A 50070-2025 FSC-klagomål.docx
+++ b/klagomål/A 50070-2025 FSC-klagomål.docx
@@ -1000,7 +1000,7 @@
     <w:r>
       <w:tab/>
       <w:tab/>
-      <w:t>2026-08-28</w:t>
+      <w:t>2026-08-29</w:t>
       <w:br/>
       <w:br/>
     </w:r>

--- a/klagomål/A 50070-2025 FSC-klagomål.docx
+++ b/klagomål/A 50070-2025 FSC-klagomål.docx
@@ -1000,7 +1000,7 @@
     <w:r>
       <w:tab/>
       <w:tab/>
-      <w:t>2026-08-29</w:t>
+      <w:t>2026-08-31</w:t>
       <w:br/>
       <w:br/>
     </w:r>

--- a/klagomål/A 50070-2025 FSC-klagomål.docx
+++ b/klagomål/A 50070-2025 FSC-klagomål.docx
@@ -1000,7 +1000,7 @@
     <w:r>
       <w:tab/>
       <w:tab/>
-      <w:t>2026-08-31</w:t>
+      <w:t>2026-09-01</w:t>
       <w:br/>
       <w:br/>
     </w:r>

--- a/klagomål/A 50070-2025 FSC-klagomål.docx
+++ b/klagomål/A 50070-2025 FSC-klagomål.docx
@@ -1000,7 +1000,7 @@
     <w:r>
       <w:tab/>
       <w:tab/>
-      <w:t>2026-09-01</w:t>
+      <w:t>2026-09-02</w:t>
       <w:br/>
       <w:br/>
     </w:r>

--- a/klagomål/A 50070-2025 FSC-klagomål.docx
+++ b/klagomål/A 50070-2025 FSC-klagomål.docx
@@ -1000,7 +1000,7 @@
     <w:r>
       <w:tab/>
       <w:tab/>
-      <w:t>2026-09-02</w:t>
+      <w:t>2026-09-03</w:t>
       <w:br/>
       <w:br/>
     </w:r>

--- a/klagomål/A 50070-2025 FSC-klagomål.docx
+++ b/klagomål/A 50070-2025 FSC-klagomål.docx
@@ -1000,7 +1000,7 @@
     <w:r>
       <w:tab/>
       <w:tab/>
-      <w:t>2026-09-03</w:t>
+      <w:t>2026-09-04</w:t>
       <w:br/>
       <w:br/>
     </w:r>

--- a/klagomål/A 50070-2025 FSC-klagomål.docx
+++ b/klagomål/A 50070-2025 FSC-klagomål.docx
@@ -1000,7 +1000,7 @@
     <w:r>
       <w:tab/>
       <w:tab/>
-      <w:t>2026-09-04</w:t>
+      <w:t>2026-09-05</w:t>
       <w:br/>
       <w:br/>
     </w:r>

--- a/klagomål/A 50070-2025 FSC-klagomål.docx
+++ b/klagomål/A 50070-2025 FSC-klagomål.docx
@@ -1000,7 +1000,7 @@
     <w:r>
       <w:tab/>
       <w:tab/>
-      <w:t>2026-09-05</w:t>
+      <w:t>2026-09-06</w:t>
       <w:br/>
       <w:br/>
     </w:r>

--- a/klagomål/A 50070-2025 FSC-klagomål.docx
+++ b/klagomål/A 50070-2025 FSC-klagomål.docx
@@ -1000,7 +1000,7 @@
     <w:r>
       <w:tab/>
       <w:tab/>
-      <w:t>2026-09-06</w:t>
+      <w:t>2026-09-07</w:t>
       <w:br/>
       <w:br/>
     </w:r>

--- a/klagomål/A 50070-2025 FSC-klagomål.docx
+++ b/klagomål/A 50070-2025 FSC-klagomål.docx
@@ -1000,7 +1000,7 @@
     <w:r>
       <w:tab/>
       <w:tab/>
-      <w:t>2026-09-07</w:t>
+      <w:t>2026-09-08</w:t>
       <w:br/>
       <w:br/>
     </w:r>

--- a/klagomål/A 50070-2025 FSC-klagomål.docx
+++ b/klagomål/A 50070-2025 FSC-klagomål.docx
@@ -1000,7 +1000,7 @@
     <w:r>
       <w:tab/>
       <w:tab/>
-      <w:t>2026-09-08</w:t>
+      <w:t>2026-09-09</w:t>
       <w:br/>
       <w:br/>
     </w:r>

--- a/klagomål/A 50070-2025 FSC-klagomål.docx
+++ b/klagomål/A 50070-2025 FSC-klagomål.docx
@@ -1000,7 +1000,7 @@
     <w:r>
       <w:tab/>
       <w:tab/>
-      <w:t>2026-09-09</w:t>
+      <w:t>2026-09-10</w:t>
       <w:br/>
       <w:br/>
     </w:r>

--- a/klagomål/A 50070-2025 FSC-klagomål.docx
+++ b/klagomål/A 50070-2025 FSC-klagomål.docx
@@ -1000,7 +1000,7 @@
     <w:r>
       <w:tab/>
       <w:tab/>
-      <w:t>2026-09-10</w:t>
+      <w:t>2026-09-11</w:t>
       <w:br/>
       <w:br/>
     </w:r>

--- a/klagomål/A 50070-2025 FSC-klagomål.docx
+++ b/klagomål/A 50070-2025 FSC-klagomål.docx
@@ -1000,7 +1000,7 @@
     <w:r>
       <w:tab/>
       <w:tab/>
-      <w:t>2026-09-11</w:t>
+      <w:t>2026-09-12</w:t>
       <w:br/>
       <w:br/>
     </w:r>

--- a/klagomål/A 50070-2025 FSC-klagomål.docx
+++ b/klagomål/A 50070-2025 FSC-klagomål.docx
@@ -1000,7 +1000,7 @@
     <w:r>
       <w:tab/>
       <w:tab/>
-      <w:t>2026-09-12</w:t>
+      <w:t>2026-09-13</w:t>
       <w:br/>
       <w:br/>
     </w:r>
